--- a/literature_review/Literature_Review.docx
+++ b/literature_review/Literature_Review.docx
@@ -3048,7 +3048,7 @@
                 <w:sz w:val="17"/>
                 <w:szCs w:val="17"/>
               </w:rPr>
-              <w:t xml:space="preserve">Band passed 4 channel time series, DC removed, missing samples excluded then zeroed</w:t>
+              <w:t xml:space="preserve">Z-scored 4 channel time series with no frequency filter, missing samples excluded then zeroed</w:t>
             </w:r>
           </w:p>
         </w:tc>
@@ -4156,7 +4156,7 @@
                 <w:sz w:val="17"/>
                 <w:szCs w:val="17"/>
               </w:rPr>
-              <w:t xml:space="preserve">Band passed time series and 1D CNN with attention</w:t>
+              <w:t xml:space="preserve">Z-scored time series and 1D CNN with attention</w:t>
             </w:r>
           </w:p>
         </w:tc>
@@ -4664,7 +4664,7 @@
                 <w:sz w:val="17"/>
                 <w:szCs w:val="17"/>
               </w:rPr>
-              <w:t xml:space="preserve">Time domain, band passed input</w:t>
+              <w:t xml:space="preserve">Time domain input</w:t>
             </w:r>
           </w:p>
         </w:tc>
@@ -4694,7 +4694,7 @@
                 <w:sz w:val="17"/>
                 <w:szCs w:val="17"/>
               </w:rPr>
-              <w:t xml:space="preserve">Raw four channel input in Ghosh and Sazonov 2022. Chewing band filtering in Doulah et al. 2021</w:t>
+              <w:t xml:space="preserve">Raw four channel input in Ghosh and Sazonov 2022</w:t>
             </w:r>
           </w:p>
         </w:tc>
@@ -7114,7 +7114,7 @@
           <w:sz w:val="22"/>
           <w:szCs w:val="22"/>
         </w:rPr>
-        <w:t xml:space="preserve">compact one dimensional convolutional network on band passed four channel time series</w:t>
+        <w:t xml:space="preserve">compact one dimensional convolutional network on z-scored four channel time series</w:t>
       </w:r>
       <w:r>
         <w:rPr>
